--- a/ru/wisdom-stories/request-for-help.docx
+++ b/ru/wisdom-stories/request-for-help.docx
@@ -27,7 +27,7 @@
         <w:rPr>
           <w:lang/>
         </w:rPr>
-        <w:t>Не спешите обижаться на тех, кто вспоминает о вас лишь тогда, когда ему что-то нужно. Возможно, человек оказался в трудном положении и обращается к вам, потому что доверяет. Если посмотреть на его просьбу с этой стороны, обида может стать меньше.</w:t>
+        <w:t>Не спешите обижаться на тех, кто вспоминает о вас лишь тогда, когда им что-то нужно. Возможно, человек оказался в трудном положении и обращается к вам, потому что доверяет. Если посмотреть на его просьбу с этой стороны, обида может стать меньше.</w:t>
       </w:r>
     </w:p>
     <w:p>
